--- a/docs/publications/N0JCG_Gateway_End_User_Guide_v0.1.9.docx
+++ b/docs/publications/N0JCG_Gateway_End_User_Guide_v0.1.9.docx
@@ -1817,9 +1817,9 @@
               <w:br/>
               <w:t>cd /home/n0jcg/sdrdev</w:t>
               <w:br/>
-              <w:t>tar -xzf N0JCG-ROC-v0.1.1.tar.gz</w:t>
+              <w:t>tar -xzf N0JCG-ROC-v0.1.9.tar.gz</w:t>
               <w:br/>
-              <w:t>mv N0JCG-ROC-v0.1.1 N0JCG-ROC</w:t>
+              <w:t>mv N0JCG-ROC-v0.1.9 N0JCG-ROC</w:t>
               <w:br/>
               <w:t>cd N0JCG-ROC</w:t>
             </w:r>
